--- a/docs/manual/Market Twin 제품규격서(최종).docx
+++ b/docs/manual/Market Twin 제품규격서(최종).docx
@@ -5,24 +5,22 @@
     <w:p>
       <w:pPr>
         <w:pStyle w:val="a4"/>
-        <w:keepNext/>
-        <w:keepLines/>
       </w:pPr>
       <w:r>
         <w:rPr>
           <w:noProof/>
         </w:rPr>
         <w:drawing>
-          <wp:inline distT="0" distB="0" distL="0" distR="0" wp14:anchorId="3824F169" wp14:editId="0EEB3F51">
+          <wp:inline distT="0" distB="0" distL="0" distR="0" wp14:anchorId="2CDBC81F" wp14:editId="1992DC83">
             <wp:extent cx="1397000" cy="1397000"/>
             <wp:effectExtent l="0" t="0" r="0" b="0"/>
-            <wp:docPr id="2126361645" name="그림 1"/>
+            <wp:docPr id="1824151252" name="그림 1"/>
             <wp:cNvGraphicFramePr/>
             <a:graphic xmlns:a="http://schemas.openxmlformats.org/drawingml/2006/main">
               <a:graphicData uri="http://schemas.openxmlformats.org/drawingml/2006/picture">
                 <pic:pic xmlns:pic="http://schemas.openxmlformats.org/drawingml/2006/picture">
                   <pic:nvPicPr>
-                    <pic:cNvPr id="2126361645" name=""/>
+                    <pic:cNvPr id="1824151252" name=""/>
                     <pic:cNvPicPr/>
                   </pic:nvPicPr>
                   <pic:blipFill>
@@ -167,7 +165,6 @@
         </w:rPr>
       </w:pPr>
       <w:r>
-        <w:lastRenderedPageBreak/>
         <w:fldChar w:fldCharType="begin"/>
       </w:r>
       <w:r>
@@ -216,7 +213,7 @@
         <w:rPr>
           <w:noProof/>
         </w:rPr>
-        <w:instrText xml:space="preserve"> PAGEREF _Toc232711107 \h </w:instrText>
+        <w:instrText xml:space="preserve"> PAGEREF _Toc232711766 \h </w:instrText>
       </w:r>
       <w:r>
         <w:rPr>
@@ -309,7 +306,7 @@
         <w:rPr>
           <w:noProof/>
         </w:rPr>
-        <w:instrText xml:space="preserve"> PAGEREF _Toc232711108 \h </w:instrText>
+        <w:instrText xml:space="preserve"> PAGEREF _Toc232711767 \h </w:instrText>
       </w:r>
       <w:r>
         <w:rPr>
@@ -432,7 +429,7 @@
         <w:rPr>
           <w:noProof/>
         </w:rPr>
-        <w:instrText xml:space="preserve"> PAGEREF _Toc232711109 \h </w:instrText>
+        <w:instrText xml:space="preserve"> PAGEREF _Toc232711768 \h </w:instrText>
       </w:r>
       <w:r>
         <w:rPr>
@@ -525,7 +522,7 @@
         <w:rPr>
           <w:noProof/>
         </w:rPr>
-        <w:instrText xml:space="preserve"> PAGEREF _Toc232711110 \h </w:instrText>
+        <w:instrText xml:space="preserve"> PAGEREF _Toc232711769 \h </w:instrText>
       </w:r>
       <w:r>
         <w:rPr>
@@ -606,7 +603,7 @@
         <w:rPr>
           <w:noProof/>
         </w:rPr>
-        <w:instrText xml:space="preserve"> PAGEREF _Toc232711111 \h </w:instrText>
+        <w:instrText xml:space="preserve"> PAGEREF _Toc232711770 \h </w:instrText>
       </w:r>
       <w:r>
         <w:rPr>
@@ -705,7 +702,7 @@
         <w:rPr>
           <w:noProof/>
         </w:rPr>
-        <w:instrText xml:space="preserve"> PAGEREF _Toc232711112 \h </w:instrText>
+        <w:instrText xml:space="preserve"> PAGEREF _Toc232711771 \h </w:instrText>
       </w:r>
       <w:r>
         <w:rPr>
@@ -792,7 +789,7 @@
         <w:rPr>
           <w:noProof/>
         </w:rPr>
-        <w:instrText xml:space="preserve"> PAGEREF _Toc232711113 \h </w:instrText>
+        <w:instrText xml:space="preserve"> PAGEREF _Toc232711772 \h </w:instrText>
       </w:r>
       <w:r>
         <w:rPr>
@@ -885,7 +882,7 @@
         <w:rPr>
           <w:noProof/>
         </w:rPr>
-        <w:instrText xml:space="preserve"> PAGEREF _Toc232711114 \h </w:instrText>
+        <w:instrText xml:space="preserve"> PAGEREF _Toc232711773 \h </w:instrText>
       </w:r>
       <w:r>
         <w:rPr>
@@ -984,7 +981,7 @@
         <w:rPr>
           <w:noProof/>
         </w:rPr>
-        <w:instrText xml:space="preserve"> PAGEREF _Toc232711115 \h </w:instrText>
+        <w:instrText xml:space="preserve"> PAGEREF _Toc232711774 \h </w:instrText>
       </w:r>
       <w:r>
         <w:rPr>
@@ -1095,7 +1092,7 @@
         <w:rPr>
           <w:noProof/>
         </w:rPr>
-        <w:instrText xml:space="preserve"> PAGEREF _Toc232711116 \h </w:instrText>
+        <w:instrText xml:space="preserve"> PAGEREF _Toc232711775 \h </w:instrText>
       </w:r>
       <w:r>
         <w:rPr>
@@ -1128,7 +1125,7 @@
       <w:r>
         <w:fldChar w:fldCharType="end"/>
       </w:r>
-      <w:bookmarkStart w:id="1" w:name="_Toc232711107"/>
+      <w:bookmarkStart w:id="1" w:name="_Toc232711766"/>
       <w:r>
         <w:t xml:space="preserve">1. </w:t>
       </w:r>
@@ -1243,6 +1240,7 @@
               <w:pStyle w:val="Compact"/>
             </w:pPr>
             <w:r>
+              <w:lastRenderedPageBreak/>
               <w:t>분류</w:t>
             </w:r>
           </w:p>
@@ -1821,14 +1819,13 @@
     <w:p>
       <w:pPr>
         <w:pStyle w:val="CaptionedFigure"/>
-        <w:keepLines/>
       </w:pPr>
       <w:r>
         <w:rPr>
           <w:noProof/>
         </w:rPr>
         <w:drawing>
-          <wp:inline distT="0" distB="0" distL="0" distR="0" wp14:anchorId="14CE85B5" wp14:editId="51EC2E32">
+          <wp:inline distT="0" distB="0" distL="0" distR="0" wp14:anchorId="1DC7B1E7" wp14:editId="1100B27A">
             <wp:extent cx="5334000" cy="2765209"/>
             <wp:effectExtent l="0" t="0" r="0" b="0"/>
             <wp:docPr id="10" name="Picture" descr="제품 소개 화면"/>
@@ -1893,14 +1890,14 @@
     <w:p>
       <w:pPr>
         <w:pStyle w:val="CaptionedFigure"/>
-        <w:keepLines/>
       </w:pPr>
       <w:r>
         <w:rPr>
           <w:noProof/>
         </w:rPr>
+        <w:lastRenderedPageBreak/>
         <w:drawing>
-          <wp:inline distT="0" distB="0" distL="0" distR="0" wp14:anchorId="6CB50BE7" wp14:editId="789691A7">
+          <wp:inline distT="0" distB="0" distL="0" distR="0" wp14:anchorId="62CBB7B4" wp14:editId="3C5355DF">
             <wp:extent cx="5334000" cy="2353497"/>
             <wp:effectExtent l="0" t="0" r="0" b="0"/>
             <wp:docPr id="13" name="Picture" descr="대시보드 — 진행 프로젝트·평균 성공 점수·테스트 국가·리포트"/>
@@ -2000,21 +1997,10 @@
     </w:p>
     <w:p>
       <w:pPr>
-        <w:keepNext/>
-        <w:keepLines/>
-      </w:pPr>
-      <w:r>
-        <w:pict w14:anchorId="435EB3DF">
-          <v:rect id="_x0000_i1025" style="width:0;height:1.5pt" o:hralign="center" o:hrstd="t" o:hr="t"/>
-        </w:pict>
-      </w:r>
-    </w:p>
-    <w:p>
-      <w:pPr>
         <w:pStyle w:val="2"/>
       </w:pPr>
       <w:bookmarkStart w:id="2" w:name="주요-기능-명세"/>
-      <w:bookmarkStart w:id="3" w:name="_Toc232711108"/>
+      <w:bookmarkStart w:id="3" w:name="_Toc232711767"/>
       <w:bookmarkEnd w:id="0"/>
       <w:r>
         <w:t xml:space="preserve">2. </w:t>
@@ -2601,7 +2587,6 @@
               <w:t xml:space="preserve">(AI), </w:t>
             </w:r>
             <w:r>
-              <w:lastRenderedPageBreak/>
               <w:t>위협도</w:t>
             </w:r>
             <w:r>
@@ -3525,7 +3510,6 @@
     <w:p>
       <w:pPr>
         <w:pStyle w:val="CaptionedFigure"/>
-        <w:keepLines/>
       </w:pPr>
       <w:r>
         <w:rPr>
@@ -3533,7 +3517,7 @@
         </w:rPr>
         <w:lastRenderedPageBreak/>
         <w:drawing>
-          <wp:inline distT="0" distB="0" distL="0" distR="0" wp14:anchorId="232743C3" wp14:editId="345F49D6">
+          <wp:inline distT="0" distB="0" distL="0" distR="0" wp14:anchorId="641231EA" wp14:editId="2911B90C">
             <wp:extent cx="5334000" cy="2388755"/>
             <wp:effectExtent l="0" t="0" r="0" b="0"/>
             <wp:docPr id="17" name="Picture" descr="F-03 AI 페르소나 시뮬레이션 — 구매의향 분포·강/약 관심"/>
@@ -3624,21 +3608,10 @@
     </w:p>
     <w:p>
       <w:pPr>
-        <w:keepNext/>
-        <w:keepLines/>
-      </w:pPr>
-      <w:r>
-        <w:pict w14:anchorId="46A060D9">
-          <v:rect id="_x0000_i1026" style="width:0;height:1.5pt" o:hralign="center" o:hrstd="t" o:hr="t"/>
-        </w:pict>
-      </w:r>
-    </w:p>
-    <w:p>
-      <w:pPr>
         <w:pStyle w:val="2"/>
       </w:pPr>
       <w:bookmarkStart w:id="4" w:name="입력-사양-프로젝트-생성-6단계"/>
-      <w:bookmarkStart w:id="5" w:name="_Toc232711109"/>
+      <w:bookmarkStart w:id="5" w:name="_Toc232711768"/>
       <w:bookmarkEnd w:id="2"/>
       <w:r>
         <w:t xml:space="preserve">3. </w:t>
@@ -4291,7 +4264,6 @@
     <w:p>
       <w:pPr>
         <w:pStyle w:val="CaptionedFigure"/>
-        <w:keepLines/>
       </w:pPr>
       <w:r>
         <w:rPr>
@@ -4299,7 +4271,7 @@
         </w:rPr>
         <w:lastRenderedPageBreak/>
         <w:drawing>
-          <wp:inline distT="0" distB="0" distL="0" distR="0" wp14:anchorId="11B030F6" wp14:editId="2F5315D3">
+          <wp:inline distT="0" distB="0" distL="0" distR="0" wp14:anchorId="27F4CF70" wp14:editId="75C6B980">
             <wp:extent cx="5334000" cy="3043656"/>
             <wp:effectExtent l="0" t="0" r="0" b="0"/>
             <wp:docPr id="21" name="Picture" descr="입력 — 프로젝트 생성 Step 1(제품)"/>
@@ -4373,14 +4345,13 @@
     <w:p>
       <w:pPr>
         <w:pStyle w:val="CaptionedFigure"/>
-        <w:keepLines/>
       </w:pPr>
       <w:r>
         <w:rPr>
           <w:noProof/>
         </w:rPr>
         <w:drawing>
-          <wp:inline distT="0" distB="0" distL="0" distR="0" wp14:anchorId="21790BEE" wp14:editId="3BCB7FDB">
+          <wp:inline distT="0" distB="0" distL="0" distR="0" wp14:anchorId="63C75E15" wp14:editId="72712BC2">
             <wp:extent cx="5334000" cy="2993813"/>
             <wp:effectExtent l="0" t="0" r="0" b="0"/>
             <wp:docPr id="24" name="Picture" descr="입력 — Step 3(진출 시장 선택)"/>
@@ -4453,21 +4424,10 @@
     </w:p>
     <w:p>
       <w:pPr>
-        <w:keepNext/>
-        <w:keepLines/>
-      </w:pPr>
-      <w:r>
-        <w:pict w14:anchorId="08F4B899">
-          <v:rect id="_x0000_i1027" style="width:0;height:1.5pt" o:hralign="center" o:hrstd="t" o:hr="t"/>
-        </w:pict>
-      </w:r>
-    </w:p>
-    <w:p>
-      <w:pPr>
         <w:pStyle w:val="2"/>
       </w:pPr>
       <w:bookmarkStart w:id="6" w:name="시뮬레이션-엔진-사양"/>
-      <w:bookmarkStart w:id="7" w:name="_Toc232711110"/>
+      <w:bookmarkStart w:id="7" w:name="_Toc232711769"/>
       <w:bookmarkEnd w:id="4"/>
       <w:r>
         <w:lastRenderedPageBreak/>
@@ -4495,7 +4455,7 @@
         <w:pStyle w:val="3"/>
       </w:pPr>
       <w:bookmarkStart w:id="8" w:name="분석-티어"/>
-      <w:bookmarkStart w:id="9" w:name="_Toc232711111"/>
+      <w:bookmarkStart w:id="9" w:name="_Toc232711770"/>
       <w:r>
         <w:t xml:space="preserve">4-1. </w:t>
       </w:r>
@@ -4936,7 +4896,7 @@
         <w:pStyle w:val="3"/>
       </w:pPr>
       <w:bookmarkStart w:id="10" w:name="ai-엔진-멀티-llm-앙상블"/>
-      <w:bookmarkStart w:id="11" w:name="_Toc232711112"/>
+      <w:bookmarkStart w:id="11" w:name="_Toc232711771"/>
       <w:bookmarkEnd w:id="8"/>
       <w:r>
         <w:t xml:space="preserve">4-2. AI </w:t>
@@ -5150,7 +5110,7 @@
         <w:pStyle w:val="3"/>
       </w:pPr>
       <w:bookmarkStart w:id="12" w:name="데이터-근거-grounding"/>
-      <w:bookmarkStart w:id="13" w:name="_Toc232711113"/>
+      <w:bookmarkStart w:id="13" w:name="_Toc232711772"/>
       <w:bookmarkEnd w:id="10"/>
       <w:r>
         <w:t xml:space="preserve">4-3. </w:t>
@@ -5322,7 +5282,6 @@
     <w:p>
       <w:pPr>
         <w:pStyle w:val="CaptionedFigure"/>
-        <w:keepLines/>
       </w:pPr>
       <w:r>
         <w:rPr>
@@ -5330,7 +5289,7 @@
         </w:rPr>
         <w:lastRenderedPageBreak/>
         <w:drawing>
-          <wp:inline distT="0" distB="0" distL="0" distR="0" wp14:anchorId="2F5A765D" wp14:editId="3C7B8AC7">
+          <wp:inline distT="0" distB="0" distL="0" distR="0" wp14:anchorId="7AA8B366" wp14:editId="34F74F0F">
             <wp:extent cx="5334000" cy="2432464"/>
             <wp:effectExtent l="0" t="0" r="0" b="0"/>
             <wp:docPr id="30" name="Picture" descr="시뮬레이션 엔진 — N개 독립 시뮬 병렬 실행"/>
@@ -5418,21 +5377,10 @@
     </w:p>
     <w:p>
       <w:pPr>
-        <w:keepNext/>
-        <w:keepLines/>
-      </w:pPr>
-      <w:r>
-        <w:pict w14:anchorId="6A87C896">
-          <v:rect id="_x0000_i1028" style="width:0;height:1.5pt" o:hralign="center" o:hrstd="t" o:hr="t"/>
-        </w:pict>
-      </w:r>
-    </w:p>
-    <w:p>
-      <w:pPr>
         <w:pStyle w:val="2"/>
       </w:pPr>
       <w:bookmarkStart w:id="14" w:name="출력결과-사양"/>
-      <w:bookmarkStart w:id="15" w:name="_Toc232711114"/>
+      <w:bookmarkStart w:id="15" w:name="_Toc232711773"/>
       <w:bookmarkEnd w:id="6"/>
       <w:bookmarkEnd w:id="12"/>
       <w:r>
@@ -6054,7 +6002,6 @@
               <w:t xml:space="preserve"> ~30p · </w:t>
             </w:r>
             <w:r>
-              <w:lastRenderedPageBreak/>
               <w:t>교차검증</w:t>
             </w:r>
             <w:r>
@@ -6067,7 +6014,6 @@
     <w:p>
       <w:pPr>
         <w:pStyle w:val="CaptionedFigure"/>
-        <w:keepLines/>
       </w:pPr>
       <w:r>
         <w:rPr>
@@ -6075,7 +6021,7 @@
         </w:rPr>
         <w:lastRenderedPageBreak/>
         <w:drawing>
-          <wp:inline distT="0" distB="0" distL="0" distR="0" wp14:anchorId="76270997" wp14:editId="52A7E3A9">
+          <wp:inline distT="0" distB="0" distL="0" distR="0" wp14:anchorId="0EA0C7CC" wp14:editId="491D8C50">
             <wp:extent cx="5334000" cy="2485429"/>
             <wp:effectExtent l="0" t="0" r="0" b="0"/>
             <wp:docPr id="35" name="Picture" descr="출력 — 시장 분석(TAM·경쟁자)"/>
@@ -6149,14 +6095,13 @@
     <w:p>
       <w:pPr>
         <w:pStyle w:val="CaptionedFigure"/>
-        <w:keepLines/>
       </w:pPr>
       <w:r>
         <w:rPr>
           <w:noProof/>
         </w:rPr>
         <w:drawing>
-          <wp:inline distT="0" distB="0" distL="0" distR="0" wp14:anchorId="0DD5A356" wp14:editId="57E7E505">
+          <wp:inline distT="0" distB="0" distL="0" distR="0" wp14:anchorId="0D9CC38A" wp14:editId="52063CE1">
             <wp:extent cx="5334000" cy="2595080"/>
             <wp:effectExtent l="0" t="0" r="0" b="0"/>
             <wp:docPr id="38" name="Picture" descr="출력 — 가격 최적화(권장가·매출 인덱스)"/>
@@ -6242,7 +6187,6 @@
     <w:p>
       <w:pPr>
         <w:pStyle w:val="CaptionedFigure"/>
-        <w:keepLines/>
       </w:pPr>
       <w:r>
         <w:rPr>
@@ -6250,7 +6194,7 @@
         </w:rPr>
         <w:lastRenderedPageBreak/>
         <w:drawing>
-          <wp:inline distT="0" distB="0" distL="0" distR="0" wp14:anchorId="7649D54B" wp14:editId="09888E58">
+          <wp:inline distT="0" distB="0" distL="0" distR="0" wp14:anchorId="545A62F9" wp14:editId="2A93BF21">
             <wp:extent cx="5334000" cy="2652248"/>
             <wp:effectExtent l="0" t="0" r="0" b="0"/>
             <wp:docPr id="41" name="Picture" descr="출력 — 투자/ROI 의사결정(CAC·손익분기)"/>
@@ -6324,14 +6268,13 @@
     <w:p>
       <w:pPr>
         <w:pStyle w:val="CaptionedFigure"/>
-        <w:keepLines/>
       </w:pPr>
       <w:r>
         <w:rPr>
           <w:noProof/>
         </w:rPr>
         <w:drawing>
-          <wp:inline distT="0" distB="0" distL="0" distR="0" wp14:anchorId="56C96F41" wp14:editId="08BDEDAE">
+          <wp:inline distT="0" distB="0" distL="0" distR="0" wp14:anchorId="01181235" wp14:editId="137F3E18">
             <wp:extent cx="5334000" cy="2672920"/>
             <wp:effectExtent l="0" t="0" r="0" b="0"/>
             <wp:docPr id="44" name="Picture" descr="출력 — 리스크 분석"/>
@@ -6396,7 +6339,6 @@
     <w:p>
       <w:pPr>
         <w:pStyle w:val="CaptionedFigure"/>
-        <w:keepLines/>
       </w:pPr>
       <w:r>
         <w:rPr>
@@ -6404,7 +6346,7 @@
         </w:rPr>
         <w:lastRenderedPageBreak/>
         <w:drawing>
-          <wp:inline distT="0" distB="0" distL="0" distR="0" wp14:anchorId="7953D040" wp14:editId="1F690F41">
+          <wp:inline distT="0" distB="0" distL="0" distR="0" wp14:anchorId="137DD319" wp14:editId="5D1823C9">
             <wp:extent cx="5334000" cy="2606687"/>
             <wp:effectExtent l="0" t="0" r="0" b="0"/>
             <wp:docPr id="47" name="Picture" descr="출력 — 추천 액션 우선순위 매트릭스"/>
@@ -6481,14 +6423,13 @@
     <w:p>
       <w:pPr>
         <w:pStyle w:val="CaptionedFigure"/>
-        <w:keepLines/>
       </w:pPr>
       <w:r>
         <w:rPr>
           <w:noProof/>
         </w:rPr>
         <w:drawing>
-          <wp:inline distT="0" distB="0" distL="0" distR="0" wp14:anchorId="1C7AE896" wp14:editId="32399045">
+          <wp:inline distT="0" distB="0" distL="0" distR="0" wp14:anchorId="0221B2F9" wp14:editId="61DBA743">
             <wp:extent cx="5334000" cy="4456591"/>
             <wp:effectExtent l="0" t="0" r="0" b="0"/>
             <wp:docPr id="50" name="Picture" descr="출력 — PDF 리포트(종합 의견)"/>
@@ -6561,24 +6502,13 @@
     </w:p>
     <w:p>
       <w:pPr>
-        <w:keepNext/>
-        <w:keepLines/>
-      </w:pPr>
-      <w:r>
-        <w:lastRenderedPageBreak/>
-        <w:pict w14:anchorId="65606F5F">
-          <v:rect id="_x0000_i1029" style="width:0;height:1.5pt" o:hralign="center" o:hrstd="t" o:hr="t"/>
-        </w:pict>
-      </w:r>
-    </w:p>
-    <w:p>
-      <w:pPr>
         <w:pStyle w:val="2"/>
       </w:pPr>
       <w:bookmarkStart w:id="16" w:name="시스템-사양-요약"/>
-      <w:bookmarkStart w:id="17" w:name="_Toc232711115"/>
+      <w:bookmarkStart w:id="17" w:name="_Toc232711774"/>
       <w:bookmarkEnd w:id="14"/>
       <w:r>
+        <w:lastRenderedPageBreak/>
         <w:t xml:space="preserve">6. </w:t>
       </w:r>
       <w:r>
@@ -6925,21 +6855,10 @@
     </w:p>
     <w:p>
       <w:pPr>
-        <w:keepNext/>
-        <w:keepLines/>
-      </w:pPr>
-      <w:r>
-        <w:pict w14:anchorId="3F9D7437">
-          <v:rect id="_x0000_i1030" style="width:0;height:1.5pt" o:hralign="center" o:hrstd="t" o:hr="t"/>
-        </w:pict>
-      </w:r>
-    </w:p>
-    <w:p>
-      <w:pPr>
         <w:pStyle w:val="2"/>
       </w:pPr>
       <w:bookmarkStart w:id="18" w:name="보안운영-사양-요약"/>
-      <w:bookmarkStart w:id="19" w:name="_Toc232711116"/>
+      <w:bookmarkStart w:id="19" w:name="_Toc232711775"/>
       <w:bookmarkEnd w:id="16"/>
       <w:r>
         <w:t xml:space="preserve">7. </w:t>
@@ -7384,7 +7303,6 @@
               <w:t xml:space="preserve"> </w:t>
             </w:r>
             <w:r>
-              <w:lastRenderedPageBreak/>
               <w:t>배포</w:t>
             </w:r>
             <w:r>
@@ -7636,7 +7554,7 @@
   <w:abstractNum w:abstractNumId="0" w15:restartNumberingAfterBreak="0">
     <w:nsid w:val="0000A990"/>
     <w:multiLevelType w:val="multilevel"/>
-    <w:tmpl w:val="58067438"/>
+    <w:tmpl w:val="0AF6EB40"/>
     <w:lvl w:ilvl="0">
       <w:numFmt w:val="bullet"/>
       <w:lvlText w:val=" "/>
@@ -7713,7 +7631,7 @@
   <w:abstractNum w:abstractNumId="1" w15:restartNumberingAfterBreak="0">
     <w:nsid w:val="0000A991"/>
     <w:multiLevelType w:val="multilevel"/>
-    <w:tmpl w:val="947CC89E"/>
+    <w:tmpl w:val="E326DC12"/>
     <w:lvl w:ilvl="0">
       <w:numFmt w:val="bullet"/>
       <w:lvlText w:val=""/>
@@ -7814,13 +7732,13 @@
       </w:rPr>
     </w:lvl>
   </w:abstractNum>
-  <w:num w:numId="1" w16cid:durableId="2035231360">
+  <w:num w:numId="1" w16cid:durableId="130487048">
     <w:abstractNumId w:val="0"/>
   </w:num>
-  <w:num w:numId="2" w16cid:durableId="1242834198">
+  <w:num w:numId="2" w16cid:durableId="1849057905">
     <w:abstractNumId w:val="1"/>
   </w:num>
-  <w:num w:numId="3" w16cid:durableId="280962896">
+  <w:num w:numId="3" w16cid:durableId="199098723">
     <w:abstractNumId w:val="1"/>
   </w:num>
 </w:numbering>
@@ -9042,7 +8960,7 @@
     <w:name w:val="header"/>
     <w:basedOn w:val="a"/>
     <w:link w:val="Char2"/>
-    <w:rsid w:val="0083332D"/>
+    <w:rsid w:val="00221603"/>
     <w:pPr>
       <w:tabs>
         <w:tab w:val="center" w:pos="4513"/>
@@ -9055,13 +8973,13 @@
     <w:name w:val="머리글 Char"/>
     <w:basedOn w:val="a1"/>
     <w:link w:val="ad"/>
-    <w:rsid w:val="0083332D"/>
+    <w:rsid w:val="00221603"/>
   </w:style>
   <w:style w:type="paragraph" w:styleId="ae">
     <w:name w:val="footer"/>
     <w:basedOn w:val="a"/>
     <w:link w:val="Char3"/>
-    <w:rsid w:val="0083332D"/>
+    <w:rsid w:val="00221603"/>
     <w:pPr>
       <w:tabs>
         <w:tab w:val="center" w:pos="4513"/>
@@ -9074,7 +8992,7 @@
     <w:name w:val="바닥글 Char"/>
     <w:basedOn w:val="a1"/>
     <w:link w:val="ae"/>
-    <w:rsid w:val="0083332D"/>
+    <w:rsid w:val="00221603"/>
   </w:style>
   <w:style w:type="paragraph" w:styleId="20">
     <w:name w:val="toc 2"/>
@@ -9082,7 +9000,7 @@
     <w:next w:val="a"/>
     <w:autoRedefine/>
     <w:uiPriority w:val="39"/>
-    <w:rsid w:val="0083332D"/>
+    <w:rsid w:val="00221603"/>
     <w:pPr>
       <w:ind w:leftChars="200" w:left="425"/>
     </w:pPr>
@@ -9093,7 +9011,7 @@
     <w:next w:val="a"/>
     <w:autoRedefine/>
     <w:uiPriority w:val="39"/>
-    <w:rsid w:val="0083332D"/>
+    <w:rsid w:val="00221603"/>
     <w:pPr>
       <w:ind w:leftChars="400" w:left="850"/>
     </w:pPr>
@@ -9101,7 +9019,7 @@
   <w:style w:type="character" w:styleId="af">
     <w:name w:val="page number"/>
     <w:basedOn w:val="a1"/>
-    <w:rsid w:val="0083332D"/>
+    <w:rsid w:val="00221603"/>
   </w:style>
 </w:styles>
 </file>
